--- a/public/labs/os/Критерії_оцінювання_ОС.docx
+++ b/public/labs/os/Критерії_оцінювання_ОС.docx
@@ -611,7 +611,7 @@
     <w:multiLevelType w:val="multilevel"/>
     <w:lvl w:ilvl="0">
       <w:numFmt w:val="bullet"/>
-      <w:lvlText w:val="–"/>
+      <w:lvlText w:val=" "/>
       <w:lvlJc w:val="left"/>
       <w:pPr>
         <w:ind w:left="1134" w:hanging="425"/>
@@ -619,7 +619,7 @@
     </w:lvl>
     <w:lvl w:ilvl="1">
       <w:numFmt w:val="bullet"/>
-      <w:lvlText w:val="–"/>
+      <w:lvlText w:val=" "/>
       <w:lvlJc w:val="left"/>
       <w:pPr>
         <w:ind w:left="1701" w:hanging="425"/>
@@ -627,7 +627,7 @@
     </w:lvl>
     <w:lvl w:ilvl="2">
       <w:numFmt w:val="bullet"/>
-      <w:lvlText w:val="–"/>
+      <w:lvlText w:val=" "/>
       <w:lvlJc w:val="left"/>
       <w:pPr>
         <w:ind w:left="2268" w:hanging="425"/>
@@ -635,7 +635,7 @@
     </w:lvl>
     <w:lvl w:ilvl="3">
       <w:numFmt w:val="bullet"/>
-      <w:lvlText w:val="–"/>
+      <w:lvlText w:val=" "/>
       <w:lvlJc w:val="left"/>
       <w:pPr>
         <w:ind w:left="2835" w:hanging="425"/>
@@ -643,7 +643,7 @@
     </w:lvl>
     <w:lvl w:ilvl="4">
       <w:numFmt w:val="bullet"/>
-      <w:lvlText w:val="–"/>
+      <w:lvlText w:val=" "/>
       <w:lvlJc w:val="left"/>
       <w:pPr>
         <w:ind w:left="3402" w:hanging="425"/>
@@ -651,7 +651,7 @@
     </w:lvl>
     <w:lvl w:ilvl="5">
       <w:numFmt w:val="bullet"/>
-      <w:lvlText w:val="–"/>
+      <w:lvlText w:val=" "/>
       <w:lvlJc w:val="left"/>
       <w:pPr>
         <w:ind w:left="3969" w:hanging="425"/>
@@ -659,7 +659,7 @@
     </w:lvl>
     <w:lvl w:ilvl="6">
       <w:numFmt w:val="bullet"/>
-      <w:lvlText w:val="–"/>
+      <w:lvlText w:val=" "/>
       <w:lvlJc w:val="left"/>
       <w:pPr>
         <w:ind w:left="4536" w:hanging="425"/>
@@ -667,7 +667,7 @@
     </w:lvl>
     <w:lvl w:ilvl="7">
       <w:numFmt w:val="bullet"/>
-      <w:lvlText w:val="–"/>
+      <w:lvlText w:val=" "/>
       <w:lvlJc w:val="left"/>
       <w:pPr>
         <w:ind w:left="5103" w:hanging="425"/>
@@ -675,7 +675,7 @@
     </w:lvl>
     <w:lvl w:ilvl="8">
       <w:numFmt w:val="bullet"/>
-      <w:lvlText w:val="–"/>
+      <w:lvlText w:val=" "/>
       <w:lvlJc w:val="left"/>
       <w:pPr>
         <w:ind w:left="5670" w:hanging="425"/>
@@ -1517,6 +1517,31 @@
         <w:right w:type="dxa" w:w="113"/>
       </w:tblCellMar>
     </w:tblPr>
+  </w:style>
+  <w:style w:customStyle="1" w:styleId="Conclusion" w:type="paragraph">
+    <w:name w:val="Conclusion"/>
+    <w:basedOn w:val="BodyText"/>
+    <w:next w:val="BodyText"/>
+    <w:qFormat/>
+    <w:pPr>
+      <w:keepNext/>
+      <w:spacing w:after="0" w:before="240" w:line="312" w:lineRule="auto"/>
+    </w:pPr>
+  </w:style>
+  <w:style w:styleId="Header" w:type="paragraph">
+    <w:name w:val="header"/>
+    <w:basedOn w:val="Normal"/>
+    <w:qFormat/>
+    <w:pPr>
+      <w:spacing w:after="0" w:before="0" w:line="240" w:lineRule="auto"/>
+      <w:ind w:firstLine="0"/>
+      <w:jc w:val="right"/>
+    </w:pPr>
+    <w:rPr>
+      <w:rFonts w:ascii="Times New Roman" w:cs="Times New Roman" w:eastAsia="Times New Roman" w:hAnsi="Times New Roman"/>
+      <w:sz w:val="28"/>
+      <w:szCs w:val="28"/>
+    </w:rPr>
   </w:style>
 </w:styles>
 </file>
